--- a/Documentation/Retrospective document.docx
+++ b/Documentation/Retrospective document.docx
@@ -604,21 +604,7 @@
           <w:sz w:val="28"/>
           <w:szCs w:val="28"/>
         </w:rPr>
-        <w:t xml:space="preserve"> I </w:t>
-      </w:r>
-      <w:r>
-        <w:rPr>
-          <w:sz w:val="28"/>
-          <w:szCs w:val="28"/>
-        </w:rPr>
-        <w:t>created a structure in Jira and my personal notes, by organizing the goals by priority</w:t>
-      </w:r>
-      <w:r>
-        <w:rPr>
-          <w:sz w:val="28"/>
-          <w:szCs w:val="28"/>
-        </w:rPr>
-        <w:t>, as well as timespans in which they should be completed.</w:t>
+        <w:t xml:space="preserve"> I created a structure in Jira and my personal notes, by organizing the goals by priority, as well as timespans in which they should be completed.</w:t>
       </w:r>
     </w:p>
     <w:p>
@@ -752,6 +738,130 @@
           <w:szCs w:val="28"/>
         </w:rPr>
       </w:pPr>
+    </w:p>
+    <w:p>
+      <w:pPr>
+        <w:pStyle w:val="Heading1"/>
+        <w:jc w:val="center"/>
+      </w:pPr>
+      <w:r>
+        <w:t>Review of Iteration 2</w:t>
+      </w:r>
+    </w:p>
+    <w:p>
+      <w:pPr>
+        <w:pStyle w:val="Heading2"/>
+      </w:pPr>
+      <w:r>
+        <w:t>What went well?</w:t>
+      </w:r>
+    </w:p>
+    <w:p>
+      <w:pPr>
+        <w:rPr>
+          <w:sz w:val="28"/>
+          <w:szCs w:val="28"/>
+        </w:rPr>
+      </w:pPr>
+      <w:r>
+        <w:rPr>
+          <w:b/>
+          <w:bCs/>
+          <w:sz w:val="28"/>
+          <w:szCs w:val="28"/>
+        </w:rPr>
+        <w:t xml:space="preserve">Planning </w:t>
+      </w:r>
+      <w:r>
+        <w:rPr>
+          <w:sz w:val="28"/>
+          <w:szCs w:val="28"/>
+        </w:rPr>
+        <w:t>– My planning was once again on point. I set clear goals with good reasoning behind them, which allowed me to make very good decisions along the way and resulted in steady progress and satisfactory results.</w:t>
+      </w:r>
+    </w:p>
+    <w:p>
+      <w:pPr>
+        <w:rPr>
+          <w:sz w:val="28"/>
+          <w:szCs w:val="28"/>
+        </w:rPr>
+      </w:pPr>
+      <w:r>
+        <w:rPr>
+          <w:b/>
+          <w:bCs/>
+          <w:sz w:val="28"/>
+          <w:szCs w:val="28"/>
+        </w:rPr>
+        <w:t>Time management</w:t>
+      </w:r>
+      <w:r>
+        <w:rPr>
+          <w:b/>
+          <w:bCs/>
+          <w:sz w:val="28"/>
+          <w:szCs w:val="28"/>
+        </w:rPr>
+        <w:t xml:space="preserve"> </w:t>
+      </w:r>
+      <w:r>
+        <w:rPr>
+          <w:sz w:val="28"/>
+          <w:szCs w:val="28"/>
+        </w:rPr>
+        <w:t>– Even though the Iteration was very short, I managed to achieve all the goals I had set for myself, the most important being seeking feedback from my stakeholders more frequently, which kept them well informed on my working progress. That also provided me with some quality feedback, which helped me improve the quality of my professional evidence.</w:t>
+      </w:r>
+    </w:p>
+    <w:p>
+      <w:pPr>
+        <w:pStyle w:val="Heading2"/>
+      </w:pPr>
+      <w:r>
+        <w:t>What didn’t go well?</w:t>
+      </w:r>
+    </w:p>
+    <w:p>
+      <w:pPr>
+        <w:rPr>
+          <w:b/>
+          <w:bCs/>
+          <w:sz w:val="28"/>
+          <w:szCs w:val="28"/>
+        </w:rPr>
+      </w:pPr>
+      <w:r>
+        <w:rPr>
+          <w:b/>
+          <w:bCs/>
+          <w:sz w:val="28"/>
+          <w:szCs w:val="28"/>
+        </w:rPr>
+        <w:t>Implementation</w:t>
+      </w:r>
+      <w:r>
+        <w:rPr>
+          <w:b/>
+          <w:bCs/>
+          <w:sz w:val="28"/>
+          <w:szCs w:val="28"/>
+        </w:rPr>
+        <w:t xml:space="preserve"> </w:t>
+      </w:r>
+      <w:r>
+        <w:rPr>
+          <w:sz w:val="28"/>
+          <w:szCs w:val="28"/>
+        </w:rPr>
+        <w:t>– I was hoping to get to the implementation phase quicker and to make more progress in it during the last iteration but couldn’t. However, I know that I was building a solid foundation for myself, which gives me the opportunity to put all of my focus on implementing during the current iteration</w:t>
+      </w:r>
+      <w:r>
+        <w:rPr>
+          <w:sz w:val="28"/>
+          <w:szCs w:val="28"/>
+        </w:rPr>
+        <w:t>.</w:t>
+      </w:r>
     </w:p>
     <w:sectPr>
       <w:footerReference w:type="default" r:id="rId7"/>

--- a/Documentation/Retrospective document.docx
+++ b/Documentation/Retrospective document.docx
@@ -78,6 +78,7 @@
               <w:tab w:val="right" w:leader="dot" w:pos="9350"/>
             </w:tabs>
             <w:rPr>
+              <w:rFonts w:eastAsiaTheme="minorEastAsia"/>
               <w:noProof/>
             </w:rPr>
           </w:pPr>
@@ -90,7 +91,7 @@
           <w:r>
             <w:fldChar w:fldCharType="separate"/>
           </w:r>
-          <w:hyperlink w:anchor="_Toc194582175" w:history="1">
+          <w:hyperlink w:anchor="_Toc197586440" w:history="1">
             <w:r>
               <w:rPr>
                 <w:rStyle w:val="Hyperlink"/>
@@ -117,7 +118,7 @@
                 <w:noProof/>
                 <w:webHidden/>
               </w:rPr>
-              <w:instrText xml:space="preserve"> PAGEREF _Toc194582175 \h </w:instrText>
+              <w:instrText xml:space="preserve"> PAGEREF _Toc197586440 \h </w:instrText>
             </w:r>
             <w:r>
               <w:rPr>
@@ -137,7 +138,7 @@
                 <w:noProof/>
                 <w:webHidden/>
               </w:rPr>
-              <w:t>1</w:t>
+              <w:t>2</w:t>
             </w:r>
             <w:r>
               <w:rPr>
@@ -155,10 +156,11 @@
               <w:tab w:val="right" w:leader="dot" w:pos="9350"/>
             </w:tabs>
             <w:rPr>
+              <w:rFonts w:eastAsiaTheme="minorEastAsia"/>
               <w:noProof/>
             </w:rPr>
           </w:pPr>
-          <w:hyperlink w:anchor="_Toc194582176" w:history="1">
+          <w:hyperlink w:anchor="_Toc197586441" w:history="1">
             <w:r>
               <w:rPr>
                 <w:rStyle w:val="Hyperlink"/>
@@ -185,7 +187,7 @@
                 <w:noProof/>
                 <w:webHidden/>
               </w:rPr>
-              <w:instrText xml:space="preserve"> PAGEREF _Toc194582176 \h </w:instrText>
+              <w:instrText xml:space="preserve"> PAGEREF _Toc197586441 \h </w:instrText>
             </w:r>
             <w:r>
               <w:rPr>
@@ -223,10 +225,11 @@
               <w:tab w:val="right" w:leader="dot" w:pos="9350"/>
             </w:tabs>
             <w:rPr>
+              <w:rFonts w:eastAsiaTheme="minorEastAsia"/>
               <w:noProof/>
             </w:rPr>
           </w:pPr>
-          <w:hyperlink w:anchor="_Toc194582177" w:history="1">
+          <w:hyperlink w:anchor="_Toc197586442" w:history="1">
             <w:r>
               <w:rPr>
                 <w:rStyle w:val="Hyperlink"/>
@@ -253,7 +256,7 @@
                 <w:noProof/>
                 <w:webHidden/>
               </w:rPr>
-              <w:instrText xml:space="preserve"> PAGEREF _Toc194582177 \h </w:instrText>
+              <w:instrText xml:space="preserve"> PAGEREF _Toc197586442 \h </w:instrText>
             </w:r>
             <w:r>
               <w:rPr>
@@ -291,10 +294,11 @@
               <w:tab w:val="right" w:leader="dot" w:pos="9350"/>
             </w:tabs>
             <w:rPr>
+              <w:rFonts w:eastAsiaTheme="minorEastAsia"/>
               <w:noProof/>
             </w:rPr>
           </w:pPr>
-          <w:hyperlink w:anchor="_Toc194582178" w:history="1">
+          <w:hyperlink w:anchor="_Toc197586443" w:history="1">
             <w:r>
               <w:rPr>
                 <w:rStyle w:val="Hyperlink"/>
@@ -321,7 +325,7 @@
                 <w:noProof/>
                 <w:webHidden/>
               </w:rPr>
-              <w:instrText xml:space="preserve"> PAGEREF _Toc194582178 \h </w:instrText>
+              <w:instrText xml:space="preserve"> PAGEREF _Toc197586443 \h </w:instrText>
             </w:r>
             <w:r>
               <w:rPr>
@@ -342,6 +346,213 @@
                 <w:webHidden/>
               </w:rPr>
               <w:t>2</w:t>
+            </w:r>
+            <w:r>
+              <w:rPr>
+                <w:noProof/>
+                <w:webHidden/>
+              </w:rPr>
+              <w:fldChar w:fldCharType="end"/>
+            </w:r>
+          </w:hyperlink>
+        </w:p>
+        <w:p>
+          <w:pPr>
+            <w:pStyle w:val="TOC1"/>
+            <w:tabs>
+              <w:tab w:val="right" w:leader="dot" w:pos="9350"/>
+            </w:tabs>
+            <w:rPr>
+              <w:rFonts w:eastAsiaTheme="minorEastAsia"/>
+              <w:noProof/>
+            </w:rPr>
+          </w:pPr>
+          <w:hyperlink w:anchor="_Toc197586444" w:history="1">
+            <w:r>
+              <w:rPr>
+                <w:rStyle w:val="Hyperlink"/>
+                <w:noProof/>
+              </w:rPr>
+              <w:t>Review of Iteration 2</w:t>
+            </w:r>
+            <w:r>
+              <w:rPr>
+                <w:noProof/>
+                <w:webHidden/>
+              </w:rPr>
+              <w:tab/>
+            </w:r>
+            <w:r>
+              <w:rPr>
+                <w:noProof/>
+                <w:webHidden/>
+              </w:rPr>
+              <w:fldChar w:fldCharType="begin"/>
+            </w:r>
+            <w:r>
+              <w:rPr>
+                <w:noProof/>
+                <w:webHidden/>
+              </w:rPr>
+              <w:instrText xml:space="preserve"> PAGEREF _Toc197586444 \h </w:instrText>
+            </w:r>
+            <w:r>
+              <w:rPr>
+                <w:noProof/>
+                <w:webHidden/>
+              </w:rPr>
+            </w:r>
+            <w:r>
+              <w:rPr>
+                <w:noProof/>
+                <w:webHidden/>
+              </w:rPr>
+              <w:fldChar w:fldCharType="separate"/>
+            </w:r>
+            <w:r>
+              <w:rPr>
+                <w:noProof/>
+                <w:webHidden/>
+              </w:rPr>
+              <w:t>3</w:t>
+            </w:r>
+            <w:r>
+              <w:rPr>
+                <w:noProof/>
+                <w:webHidden/>
+              </w:rPr>
+              <w:fldChar w:fldCharType="end"/>
+            </w:r>
+          </w:hyperlink>
+        </w:p>
+        <w:p>
+          <w:pPr>
+            <w:pStyle w:val="TOC2"/>
+            <w:tabs>
+              <w:tab w:val="right" w:leader="dot" w:pos="9350"/>
+            </w:tabs>
+            <w:rPr>
+              <w:rFonts w:eastAsiaTheme="minorEastAsia"/>
+              <w:noProof/>
+            </w:rPr>
+          </w:pPr>
+          <w:hyperlink w:anchor="_Toc197586445" w:history="1">
+            <w:r>
+              <w:rPr>
+                <w:rStyle w:val="Hyperlink"/>
+                <w:noProof/>
+              </w:rPr>
+              <w:t>What went well?</w:t>
+            </w:r>
+            <w:r>
+              <w:rPr>
+                <w:noProof/>
+                <w:webHidden/>
+              </w:rPr>
+              <w:tab/>
+            </w:r>
+            <w:r>
+              <w:rPr>
+                <w:noProof/>
+                <w:webHidden/>
+              </w:rPr>
+              <w:fldChar w:fldCharType="begin"/>
+            </w:r>
+            <w:r>
+              <w:rPr>
+                <w:noProof/>
+                <w:webHidden/>
+              </w:rPr>
+              <w:instrText xml:space="preserve"> PAGEREF _Toc197586445 \h </w:instrText>
+            </w:r>
+            <w:r>
+              <w:rPr>
+                <w:noProof/>
+                <w:webHidden/>
+              </w:rPr>
+            </w:r>
+            <w:r>
+              <w:rPr>
+                <w:noProof/>
+                <w:webHidden/>
+              </w:rPr>
+              <w:fldChar w:fldCharType="separate"/>
+            </w:r>
+            <w:r>
+              <w:rPr>
+                <w:noProof/>
+                <w:webHidden/>
+              </w:rPr>
+              <w:t>3</w:t>
+            </w:r>
+            <w:r>
+              <w:rPr>
+                <w:noProof/>
+                <w:webHidden/>
+              </w:rPr>
+              <w:fldChar w:fldCharType="end"/>
+            </w:r>
+          </w:hyperlink>
+        </w:p>
+        <w:p>
+          <w:pPr>
+            <w:pStyle w:val="TOC2"/>
+            <w:tabs>
+              <w:tab w:val="right" w:leader="dot" w:pos="9350"/>
+            </w:tabs>
+            <w:rPr>
+              <w:rFonts w:eastAsiaTheme="minorEastAsia"/>
+              <w:noProof/>
+            </w:rPr>
+          </w:pPr>
+          <w:hyperlink w:anchor="_Toc197586446" w:history="1">
+            <w:r>
+              <w:rPr>
+                <w:rStyle w:val="Hyperlink"/>
+                <w:noProof/>
+              </w:rPr>
+              <w:t>What didn’t go well?</w:t>
+            </w:r>
+            <w:r>
+              <w:rPr>
+                <w:noProof/>
+                <w:webHidden/>
+              </w:rPr>
+              <w:tab/>
+            </w:r>
+            <w:r>
+              <w:rPr>
+                <w:noProof/>
+                <w:webHidden/>
+              </w:rPr>
+              <w:fldChar w:fldCharType="begin"/>
+            </w:r>
+            <w:r>
+              <w:rPr>
+                <w:noProof/>
+                <w:webHidden/>
+              </w:rPr>
+              <w:instrText xml:space="preserve"> PAGEREF _Toc197586446 \h </w:instrText>
+            </w:r>
+            <w:r>
+              <w:rPr>
+                <w:noProof/>
+                <w:webHidden/>
+              </w:rPr>
+            </w:r>
+            <w:r>
+              <w:rPr>
+                <w:noProof/>
+                <w:webHidden/>
+              </w:rPr>
+              <w:fldChar w:fldCharType="separate"/>
+            </w:r>
+            <w:r>
+              <w:rPr>
+                <w:noProof/>
+                <w:webHidden/>
+              </w:rPr>
+              <w:t>3</w:t>
             </w:r>
             <w:r>
               <w:rPr>
@@ -379,7 +590,7 @@
         <w:pStyle w:val="Heading1"/>
         <w:jc w:val="center"/>
       </w:pPr>
-      <w:bookmarkStart w:id="0" w:name="_Toc194582175"/>
+      <w:bookmarkStart w:id="0" w:name="_Toc197586440"/>
       <w:r>
         <w:lastRenderedPageBreak/>
         <w:t>Introduction</w:t>
@@ -484,7 +695,7 @@
         <w:pStyle w:val="Heading1"/>
         <w:jc w:val="center"/>
       </w:pPr>
-      <w:bookmarkStart w:id="1" w:name="_Toc194582176"/>
+      <w:bookmarkStart w:id="1" w:name="_Toc197586441"/>
       <w:r>
         <w:t>Review of Iteration 1</w:t>
       </w:r>
@@ -494,7 +705,7 @@
       <w:pPr>
         <w:pStyle w:val="Heading2"/>
       </w:pPr>
-      <w:bookmarkStart w:id="2" w:name="_Toc194582177"/>
+      <w:bookmarkStart w:id="2" w:name="_Toc197586442"/>
       <w:r>
         <w:t>What went well?</w:t>
       </w:r>
@@ -651,7 +862,7 @@
       <w:pPr>
         <w:pStyle w:val="Heading2"/>
       </w:pPr>
-      <w:bookmarkStart w:id="3" w:name="_Toc194582178"/>
+      <w:bookmarkStart w:id="3" w:name="_Toc197586443"/>
       <w:r>
         <w:t>What didn’t go well?</w:t>
       </w:r>
@@ -744,17 +955,21 @@
         <w:pStyle w:val="Heading1"/>
         <w:jc w:val="center"/>
       </w:pPr>
+      <w:bookmarkStart w:id="4" w:name="_Toc197586444"/>
       <w:r>
         <w:t>Review of Iteration 2</w:t>
       </w:r>
+      <w:bookmarkEnd w:id="4"/>
     </w:p>
     <w:p>
       <w:pPr>
         <w:pStyle w:val="Heading2"/>
       </w:pPr>
+      <w:bookmarkStart w:id="5" w:name="_Toc197586445"/>
       <w:r>
         <w:t>What went well?</w:t>
       </w:r>
+      <w:bookmarkEnd w:id="5"/>
     </w:p>
     <w:p>
       <w:pPr>
@@ -817,9 +1032,11 @@
       <w:pPr>
         <w:pStyle w:val="Heading2"/>
       </w:pPr>
+      <w:bookmarkStart w:id="6" w:name="_Toc197586446"/>
       <w:r>
         <w:t>What didn’t go well?</w:t>
       </w:r>
+      <w:bookmarkEnd w:id="6"/>
     </w:p>
     <w:p>
       <w:pPr>

--- a/Documentation/Retrospective document.docx
+++ b/Documentation/Retrospective document.docx
@@ -91,7 +91,7 @@
           <w:r>
             <w:fldChar w:fldCharType="separate"/>
           </w:r>
-          <w:hyperlink w:anchor="_Toc197586440" w:history="1">
+          <w:hyperlink w:anchor="_Toc199422556" w:history="1">
             <w:r>
               <w:rPr>
                 <w:rStyle w:val="Hyperlink"/>
@@ -118,7 +118,7 @@
                 <w:noProof/>
                 <w:webHidden/>
               </w:rPr>
-              <w:instrText xml:space="preserve"> PAGEREF _Toc197586440 \h </w:instrText>
+              <w:instrText xml:space="preserve"> PAGEREF _Toc199422556 \h </w:instrText>
             </w:r>
             <w:r>
               <w:rPr>
@@ -160,7 +160,7 @@
               <w:noProof/>
             </w:rPr>
           </w:pPr>
-          <w:hyperlink w:anchor="_Toc197586441" w:history="1">
+          <w:hyperlink w:anchor="_Toc199422557" w:history="1">
             <w:r>
               <w:rPr>
                 <w:rStyle w:val="Hyperlink"/>
@@ -187,7 +187,7 @@
                 <w:noProof/>
                 <w:webHidden/>
               </w:rPr>
-              <w:instrText xml:space="preserve"> PAGEREF _Toc197586441 \h </w:instrText>
+              <w:instrText xml:space="preserve"> PAGEREF _Toc199422557 \h </w:instrText>
             </w:r>
             <w:r>
               <w:rPr>
@@ -229,7 +229,7 @@
               <w:noProof/>
             </w:rPr>
           </w:pPr>
-          <w:hyperlink w:anchor="_Toc197586442" w:history="1">
+          <w:hyperlink w:anchor="_Toc199422558" w:history="1">
             <w:r>
               <w:rPr>
                 <w:rStyle w:val="Hyperlink"/>
@@ -256,7 +256,7 @@
                 <w:noProof/>
                 <w:webHidden/>
               </w:rPr>
-              <w:instrText xml:space="preserve"> PAGEREF _Toc197586442 \h </w:instrText>
+              <w:instrText xml:space="preserve"> PAGEREF _Toc199422558 \h </w:instrText>
             </w:r>
             <w:r>
               <w:rPr>
@@ -298,7 +298,7 @@
               <w:noProof/>
             </w:rPr>
           </w:pPr>
-          <w:hyperlink w:anchor="_Toc197586443" w:history="1">
+          <w:hyperlink w:anchor="_Toc199422559" w:history="1">
             <w:r>
               <w:rPr>
                 <w:rStyle w:val="Hyperlink"/>
@@ -325,7 +325,7 @@
                 <w:noProof/>
                 <w:webHidden/>
               </w:rPr>
-              <w:instrText xml:space="preserve"> PAGEREF _Toc197586443 \h </w:instrText>
+              <w:instrText xml:space="preserve"> PAGEREF _Toc199422559 \h </w:instrText>
             </w:r>
             <w:r>
               <w:rPr>
@@ -345,7 +345,7 @@
                 <w:noProof/>
                 <w:webHidden/>
               </w:rPr>
-              <w:t>2</w:t>
+              <w:t>3</w:t>
             </w:r>
             <w:r>
               <w:rPr>
@@ -367,7 +367,7 @@
               <w:noProof/>
             </w:rPr>
           </w:pPr>
-          <w:hyperlink w:anchor="_Toc197586444" w:history="1">
+          <w:hyperlink w:anchor="_Toc199422560" w:history="1">
             <w:r>
               <w:rPr>
                 <w:rStyle w:val="Hyperlink"/>
@@ -394,7 +394,7 @@
                 <w:noProof/>
                 <w:webHidden/>
               </w:rPr>
-              <w:instrText xml:space="preserve"> PAGEREF _Toc197586444 \h </w:instrText>
+              <w:instrText xml:space="preserve"> PAGEREF _Toc199422560 \h </w:instrText>
             </w:r>
             <w:r>
               <w:rPr>
@@ -436,7 +436,7 @@
               <w:noProof/>
             </w:rPr>
           </w:pPr>
-          <w:hyperlink w:anchor="_Toc197586445" w:history="1">
+          <w:hyperlink w:anchor="_Toc199422561" w:history="1">
             <w:r>
               <w:rPr>
                 <w:rStyle w:val="Hyperlink"/>
@@ -463,7 +463,7 @@
                 <w:noProof/>
                 <w:webHidden/>
               </w:rPr>
-              <w:instrText xml:space="preserve"> PAGEREF _Toc197586445 \h </w:instrText>
+              <w:instrText xml:space="preserve"> PAGEREF _Toc199422561 \h </w:instrText>
             </w:r>
             <w:r>
               <w:rPr>
@@ -505,7 +505,7 @@
               <w:noProof/>
             </w:rPr>
           </w:pPr>
-          <w:hyperlink w:anchor="_Toc197586446" w:history="1">
+          <w:hyperlink w:anchor="_Toc199422562" w:history="1">
             <w:r>
               <w:rPr>
                 <w:rStyle w:val="Hyperlink"/>
@@ -532,7 +532,7 @@
                 <w:noProof/>
                 <w:webHidden/>
               </w:rPr>
-              <w:instrText xml:space="preserve"> PAGEREF _Toc197586446 \h </w:instrText>
+              <w:instrText xml:space="preserve"> PAGEREF _Toc199422562 \h </w:instrText>
             </w:r>
             <w:r>
               <w:rPr>
@@ -553,6 +553,213 @@
                 <w:webHidden/>
               </w:rPr>
               <w:t>3</w:t>
+            </w:r>
+            <w:r>
+              <w:rPr>
+                <w:noProof/>
+                <w:webHidden/>
+              </w:rPr>
+              <w:fldChar w:fldCharType="end"/>
+            </w:r>
+          </w:hyperlink>
+        </w:p>
+        <w:p>
+          <w:pPr>
+            <w:pStyle w:val="TOC1"/>
+            <w:tabs>
+              <w:tab w:val="right" w:leader="dot" w:pos="9350"/>
+            </w:tabs>
+            <w:rPr>
+              <w:rFonts w:eastAsiaTheme="minorEastAsia"/>
+              <w:noProof/>
+            </w:rPr>
+          </w:pPr>
+          <w:hyperlink w:anchor="_Toc199422563" w:history="1">
+            <w:r>
+              <w:rPr>
+                <w:rStyle w:val="Hyperlink"/>
+                <w:noProof/>
+              </w:rPr>
+              <w:t>Review of Iteration 3</w:t>
+            </w:r>
+            <w:r>
+              <w:rPr>
+                <w:noProof/>
+                <w:webHidden/>
+              </w:rPr>
+              <w:tab/>
+            </w:r>
+            <w:r>
+              <w:rPr>
+                <w:noProof/>
+                <w:webHidden/>
+              </w:rPr>
+              <w:fldChar w:fldCharType="begin"/>
+            </w:r>
+            <w:r>
+              <w:rPr>
+                <w:noProof/>
+                <w:webHidden/>
+              </w:rPr>
+              <w:instrText xml:space="preserve"> PAGEREF _Toc199422563 \h </w:instrText>
+            </w:r>
+            <w:r>
+              <w:rPr>
+                <w:noProof/>
+                <w:webHidden/>
+              </w:rPr>
+            </w:r>
+            <w:r>
+              <w:rPr>
+                <w:noProof/>
+                <w:webHidden/>
+              </w:rPr>
+              <w:fldChar w:fldCharType="separate"/>
+            </w:r>
+            <w:r>
+              <w:rPr>
+                <w:noProof/>
+                <w:webHidden/>
+              </w:rPr>
+              <w:t>4</w:t>
+            </w:r>
+            <w:r>
+              <w:rPr>
+                <w:noProof/>
+                <w:webHidden/>
+              </w:rPr>
+              <w:fldChar w:fldCharType="end"/>
+            </w:r>
+          </w:hyperlink>
+        </w:p>
+        <w:p>
+          <w:pPr>
+            <w:pStyle w:val="TOC2"/>
+            <w:tabs>
+              <w:tab w:val="right" w:leader="dot" w:pos="9350"/>
+            </w:tabs>
+            <w:rPr>
+              <w:rFonts w:eastAsiaTheme="minorEastAsia"/>
+              <w:noProof/>
+            </w:rPr>
+          </w:pPr>
+          <w:hyperlink w:anchor="_Toc199422564" w:history="1">
+            <w:r>
+              <w:rPr>
+                <w:rStyle w:val="Hyperlink"/>
+                <w:noProof/>
+              </w:rPr>
+              <w:t>What went well?</w:t>
+            </w:r>
+            <w:r>
+              <w:rPr>
+                <w:noProof/>
+                <w:webHidden/>
+              </w:rPr>
+              <w:tab/>
+            </w:r>
+            <w:r>
+              <w:rPr>
+                <w:noProof/>
+                <w:webHidden/>
+              </w:rPr>
+              <w:fldChar w:fldCharType="begin"/>
+            </w:r>
+            <w:r>
+              <w:rPr>
+                <w:noProof/>
+                <w:webHidden/>
+              </w:rPr>
+              <w:instrText xml:space="preserve"> PAGEREF _Toc199422564 \h </w:instrText>
+            </w:r>
+            <w:r>
+              <w:rPr>
+                <w:noProof/>
+                <w:webHidden/>
+              </w:rPr>
+            </w:r>
+            <w:r>
+              <w:rPr>
+                <w:noProof/>
+                <w:webHidden/>
+              </w:rPr>
+              <w:fldChar w:fldCharType="separate"/>
+            </w:r>
+            <w:r>
+              <w:rPr>
+                <w:noProof/>
+                <w:webHidden/>
+              </w:rPr>
+              <w:t>4</w:t>
+            </w:r>
+            <w:r>
+              <w:rPr>
+                <w:noProof/>
+                <w:webHidden/>
+              </w:rPr>
+              <w:fldChar w:fldCharType="end"/>
+            </w:r>
+          </w:hyperlink>
+        </w:p>
+        <w:p>
+          <w:pPr>
+            <w:pStyle w:val="TOC2"/>
+            <w:tabs>
+              <w:tab w:val="right" w:leader="dot" w:pos="9350"/>
+            </w:tabs>
+            <w:rPr>
+              <w:rFonts w:eastAsiaTheme="minorEastAsia"/>
+              <w:noProof/>
+            </w:rPr>
+          </w:pPr>
+          <w:hyperlink w:anchor="_Toc199422565" w:history="1">
+            <w:r>
+              <w:rPr>
+                <w:rStyle w:val="Hyperlink"/>
+                <w:noProof/>
+              </w:rPr>
+              <w:t>What didn’t go well?</w:t>
+            </w:r>
+            <w:r>
+              <w:rPr>
+                <w:noProof/>
+                <w:webHidden/>
+              </w:rPr>
+              <w:tab/>
+            </w:r>
+            <w:r>
+              <w:rPr>
+                <w:noProof/>
+                <w:webHidden/>
+              </w:rPr>
+              <w:fldChar w:fldCharType="begin"/>
+            </w:r>
+            <w:r>
+              <w:rPr>
+                <w:noProof/>
+                <w:webHidden/>
+              </w:rPr>
+              <w:instrText xml:space="preserve"> PAGEREF _Toc199422565 \h </w:instrText>
+            </w:r>
+            <w:r>
+              <w:rPr>
+                <w:noProof/>
+                <w:webHidden/>
+              </w:rPr>
+            </w:r>
+            <w:r>
+              <w:rPr>
+                <w:noProof/>
+                <w:webHidden/>
+              </w:rPr>
+              <w:fldChar w:fldCharType="separate"/>
+            </w:r>
+            <w:r>
+              <w:rPr>
+                <w:noProof/>
+                <w:webHidden/>
+              </w:rPr>
+              <w:t>4</w:t>
             </w:r>
             <w:r>
               <w:rPr>
@@ -590,9 +797,8 @@
         <w:pStyle w:val="Heading1"/>
         <w:jc w:val="center"/>
       </w:pPr>
-      <w:bookmarkStart w:id="0" w:name="_Toc197586440"/>
-      <w:r>
-        <w:lastRenderedPageBreak/>
+      <w:bookmarkStart w:id="0" w:name="_Toc199422556"/>
+      <w:r>
         <w:t>Introduction</w:t>
       </w:r>
       <w:bookmarkEnd w:id="0"/>
@@ -695,7 +901,7 @@
         <w:pStyle w:val="Heading1"/>
         <w:jc w:val="center"/>
       </w:pPr>
-      <w:bookmarkStart w:id="1" w:name="_Toc197586441"/>
+      <w:bookmarkStart w:id="1" w:name="_Toc199422557"/>
       <w:r>
         <w:t>Review of Iteration 1</w:t>
       </w:r>
@@ -705,7 +911,7 @@
       <w:pPr>
         <w:pStyle w:val="Heading2"/>
       </w:pPr>
-      <w:bookmarkStart w:id="2" w:name="_Toc197586442"/>
+      <w:bookmarkStart w:id="2" w:name="_Toc199422558"/>
       <w:r>
         <w:t>What went well?</w:t>
       </w:r>
@@ -862,8 +1068,9 @@
       <w:pPr>
         <w:pStyle w:val="Heading2"/>
       </w:pPr>
-      <w:bookmarkStart w:id="3" w:name="_Toc197586443"/>
-      <w:r>
+      <w:bookmarkStart w:id="3" w:name="_Toc199422559"/>
+      <w:r>
+        <w:lastRenderedPageBreak/>
         <w:t>What didn’t go well?</w:t>
       </w:r>
       <w:bookmarkEnd w:id="3"/>
@@ -903,15 +1110,7 @@
           <w:sz w:val="28"/>
           <w:szCs w:val="28"/>
         </w:rPr>
-        <w:t xml:space="preserve">but was told that I </w:t>
-      </w:r>
-      <w:r>
-        <w:rPr>
-          <w:sz w:val="28"/>
-          <w:szCs w:val="28"/>
-        </w:rPr>
-        <w:lastRenderedPageBreak/>
-        <w:t>should try to increase the number of my feedback</w:t>
+        <w:t>but was told that I should try to increase the number of my feedback</w:t>
       </w:r>
       <w:r>
         <w:rPr>
@@ -940,6 +1139,13 @@
           <w:szCs w:val="28"/>
         </w:rPr>
         <w:t>, which can further increase the quality of my work.</w:t>
+      </w:r>
+      <w:r>
+        <w:rPr>
+          <w:sz w:val="28"/>
+          <w:szCs w:val="28"/>
+        </w:rPr>
+        <w:t xml:space="preserve"> I am going to speak to each of my teachers at least once a week, which will ensure that they are well informed of my work at any point and can have a clear overview of my progression. </w:t>
       </w:r>
     </w:p>
     <w:p>
@@ -955,7 +1161,7 @@
         <w:pStyle w:val="Heading1"/>
         <w:jc w:val="center"/>
       </w:pPr>
-      <w:bookmarkStart w:id="4" w:name="_Toc197586444"/>
+      <w:bookmarkStart w:id="4" w:name="_Toc199422560"/>
       <w:r>
         <w:t>Review of Iteration 2</w:t>
       </w:r>
@@ -965,7 +1171,7 @@
       <w:pPr>
         <w:pStyle w:val="Heading2"/>
       </w:pPr>
-      <w:bookmarkStart w:id="5" w:name="_Toc197586445"/>
+      <w:bookmarkStart w:id="5" w:name="_Toc199422561"/>
       <w:r>
         <w:t>What went well?</w:t>
       </w:r>
@@ -1032,7 +1238,7 @@
       <w:pPr>
         <w:pStyle w:val="Heading2"/>
       </w:pPr>
-      <w:bookmarkStart w:id="6" w:name="_Toc197586446"/>
+      <w:bookmarkStart w:id="6" w:name="_Toc199422562"/>
       <w:r>
         <w:t>What didn’t go well?</w:t>
       </w:r>
@@ -1040,13 +1246,20 @@
     </w:p>
     <w:p>
       <w:pPr>
+        <w:rPr>
+          <w:sz w:val="28"/>
+          <w:szCs w:val="28"/>
+        </w:rPr>
+      </w:pPr>
+      <w:r>
         <w:rPr>
           <w:b/>
           <w:bCs/>
           <w:sz w:val="28"/>
           <w:szCs w:val="28"/>
         </w:rPr>
-      </w:pPr>
+        <w:t>Implementation</w:t>
+      </w:r>
       <w:r>
         <w:rPr>
           <w:b/>
@@ -1054,8 +1267,90 @@
           <w:sz w:val="28"/>
           <w:szCs w:val="28"/>
         </w:rPr>
-        <w:t>Implementation</w:t>
-      </w:r>
+        <w:t xml:space="preserve"> </w:t>
+      </w:r>
+      <w:r>
+        <w:rPr>
+          <w:sz w:val="28"/>
+          <w:szCs w:val="28"/>
+        </w:rPr>
+        <w:t xml:space="preserve">– I was hoping to get to the implementation phase quicker and to make more progress in it during the last iteration but couldn’t. However, I know that I was building a solid foundation for myself, which gives me the opportunity to put </w:t>
+      </w:r>
+      <w:proofErr w:type="gramStart"/>
+      <w:r>
+        <w:rPr>
+          <w:sz w:val="28"/>
+          <w:szCs w:val="28"/>
+        </w:rPr>
+        <w:t>all of</w:t>
+      </w:r>
+      <w:proofErr w:type="gramEnd"/>
+      <w:r>
+        <w:rPr>
+          <w:sz w:val="28"/>
+          <w:szCs w:val="28"/>
+        </w:rPr>
+        <w:t xml:space="preserve"> my focus on implementing during the current iteration</w:t>
+      </w:r>
+      <w:r>
+        <w:rPr>
+          <w:sz w:val="28"/>
+          <w:szCs w:val="28"/>
+        </w:rPr>
+        <w:t>.</w:t>
+      </w:r>
+      <w:r>
+        <w:rPr>
+          <w:sz w:val="28"/>
+          <w:szCs w:val="28"/>
+        </w:rPr>
+        <w:t xml:space="preserve"> Next iteration I will focus most of my energy into implementation so I can make up for this one. I am going to work on specific functionalities of my </w:t>
+      </w:r>
+      <w:r>
+        <w:rPr>
+          <w:sz w:val="28"/>
+          <w:szCs w:val="28"/>
+        </w:rPr>
+        <w:lastRenderedPageBreak/>
+        <w:t>application, which will ensure that I have a clear goal while working and won’t get distracted along the way.</w:t>
+      </w:r>
+    </w:p>
+    <w:p>
+      <w:pPr>
+        <w:rPr>
+          <w:sz w:val="28"/>
+          <w:szCs w:val="28"/>
+        </w:rPr>
+      </w:pPr>
+    </w:p>
+    <w:p>
+      <w:pPr>
+        <w:pStyle w:val="Heading1"/>
+        <w:jc w:val="center"/>
+      </w:pPr>
+      <w:bookmarkStart w:id="7" w:name="_Toc199422563"/>
+      <w:r>
+        <w:t>Review of Iteration 3</w:t>
+      </w:r>
+      <w:bookmarkEnd w:id="7"/>
+    </w:p>
+    <w:p>
+      <w:pPr>
+        <w:pStyle w:val="Heading2"/>
+      </w:pPr>
+      <w:bookmarkStart w:id="8" w:name="_Toc199422564"/>
+      <w:r>
+        <w:t>What went well?</w:t>
+      </w:r>
+      <w:bookmarkEnd w:id="8"/>
+    </w:p>
+    <w:p>
+      <w:pPr>
+        <w:rPr>
+          <w:sz w:val="28"/>
+          <w:szCs w:val="28"/>
+        </w:rPr>
+      </w:pPr>
       <w:r>
         <w:rPr>
           <w:b/>
@@ -1063,6 +1358,13 @@
           <w:sz w:val="28"/>
           <w:szCs w:val="28"/>
         </w:rPr>
+        <w:t>Implementation progress</w:t>
+      </w:r>
+      <w:r>
+        <w:rPr>
+          <w:sz w:val="28"/>
+          <w:szCs w:val="28"/>
+        </w:rPr>
         <w:t xml:space="preserve"> </w:t>
       </w:r>
       <w:r>
@@ -1070,14 +1372,132 @@
           <w:sz w:val="28"/>
           <w:szCs w:val="28"/>
         </w:rPr>
-        <w:t>– I was hoping to get to the implementation phase quicker and to make more progress in it during the last iteration but couldn’t. However, I know that I was building a solid foundation for myself, which gives me the opportunity to put all of my focus on implementing during the current iteration</w:t>
-      </w:r>
-      <w:r>
-        <w:rPr>
-          <w:sz w:val="28"/>
-          <w:szCs w:val="28"/>
-        </w:rPr>
-        <w:t>.</w:t>
+        <w:t>– I was able to make a great amount of progress in implementation, because of the solid foundation I built for myself during the previous iterations.</w:t>
+      </w:r>
+      <w:r>
+        <w:rPr>
+          <w:sz w:val="28"/>
+          <w:szCs w:val="28"/>
+        </w:rPr>
+        <w:t xml:space="preserve"> </w:t>
+      </w:r>
+    </w:p>
+    <w:p>
+      <w:pPr>
+        <w:rPr>
+          <w:sz w:val="28"/>
+          <w:szCs w:val="28"/>
+        </w:rPr>
+      </w:pPr>
+      <w:r>
+        <w:rPr>
+          <w:b/>
+          <w:bCs/>
+          <w:sz w:val="28"/>
+          <w:szCs w:val="28"/>
+        </w:rPr>
+        <w:t>Getting feedback</w:t>
+      </w:r>
+      <w:r>
+        <w:rPr>
+          <w:sz w:val="28"/>
+          <w:szCs w:val="28"/>
+        </w:rPr>
+        <w:t xml:space="preserve"> – During this iteration I managed to continue getting feedback regularly, which kept my stakeholders well informed of my work, the problems I am facing and my progress.</w:t>
+      </w:r>
+    </w:p>
+    <w:p>
+      <w:pPr>
+        <w:rPr>
+          <w:sz w:val="28"/>
+          <w:szCs w:val="28"/>
+        </w:rPr>
+      </w:pPr>
+      <w:r>
+        <w:rPr>
+          <w:b/>
+          <w:bCs/>
+          <w:sz w:val="28"/>
+          <w:szCs w:val="28"/>
+        </w:rPr>
+        <w:t>Applying feedback</w:t>
+      </w:r>
+      <w:r>
+        <w:rPr>
+          <w:b/>
+          <w:bCs/>
+          <w:sz w:val="28"/>
+          <w:szCs w:val="28"/>
+        </w:rPr>
+        <w:t xml:space="preserve"> – </w:t>
+      </w:r>
+      <w:r>
+        <w:rPr>
+          <w:sz w:val="28"/>
+          <w:szCs w:val="28"/>
+        </w:rPr>
+        <w:t>I managed to apply all the received feedback from the previous iteration’s portfolio presentation, which resulted in better quality products.</w:t>
+      </w:r>
+    </w:p>
+    <w:p>
+      <w:pPr>
+        <w:pStyle w:val="Heading2"/>
+        <w:rPr>
+          <w:sz w:val="28"/>
+          <w:szCs w:val="28"/>
+        </w:rPr>
+      </w:pPr>
+      <w:bookmarkStart w:id="9" w:name="_Toc199422565"/>
+      <w:r>
+        <w:t>What didn’t go well?</w:t>
+      </w:r>
+      <w:bookmarkEnd w:id="9"/>
+    </w:p>
+    <w:p>
+      <w:pPr>
+        <w:rPr>
+          <w:sz w:val="28"/>
+          <w:szCs w:val="28"/>
+        </w:rPr>
+      </w:pPr>
+      <w:r>
+        <w:rPr>
+          <w:b/>
+          <w:bCs/>
+          <w:sz w:val="28"/>
+          <w:szCs w:val="28"/>
+        </w:rPr>
+        <w:t xml:space="preserve">Testing - </w:t>
+      </w:r>
+      <w:r>
+        <w:rPr>
+          <w:sz w:val="28"/>
+          <w:szCs w:val="28"/>
+        </w:rPr>
+        <w:t xml:space="preserve">I </w:t>
+      </w:r>
+      <w:r>
+        <w:rPr>
+          <w:sz w:val="28"/>
+          <w:szCs w:val="28"/>
+        </w:rPr>
+        <w:t xml:space="preserve">didn’t put any focus on testing during this iteration, </w:t>
+      </w:r>
+      <w:proofErr w:type="gramStart"/>
+      <w:r>
+        <w:rPr>
+          <w:sz w:val="28"/>
+          <w:szCs w:val="28"/>
+        </w:rPr>
+        <w:t>due to the fact that</w:t>
+      </w:r>
+      <w:proofErr w:type="gramEnd"/>
+      <w:r>
+        <w:rPr>
+          <w:sz w:val="28"/>
+          <w:szCs w:val="28"/>
+        </w:rPr>
+        <w:t xml:space="preserve"> I was focused on implementing functionality so I could make up for the previous iteration. Next iteration I plan to put more focus into it, by creating unit tests which will check the integrity, scalability and security of my system.</w:t>
       </w:r>
     </w:p>
     <w:sectPr>
